--- a/Taylor/Node React Vue/Taylor Pentz.docx
+++ b/Taylor/Node React Vue/Taylor Pentz.docx
@@ -10,8 +10,9 @@
         <w:jc w:val="center"/>
         <w:rPr>
           <w:rFonts w:ascii="Times New Roman" w:eastAsia="Times New Roman" w:hAnsi="Times New Roman" w:cs="Times New Roman"/>
-          <w:sz w:val="24"/>
-          <w:szCs w:val="24"/>
+          <w:sz w:val="28"/>
+          <w:szCs w:val="24"/>
+          <w:u w:val="single"/>
         </w:rPr>
       </w:pPr>
       <w:r>
@@ -84,31 +85,31 @@
           <w:sz w:val="24"/>
           <w:szCs w:val="24"/>
         </w:rPr>
-        <w:t xml:space="preserve"> | 1601 Larkin, High Point, NC | +1 8042860439</w:t>
-      </w:r>
-    </w:p>
-    <w:p>
-      <w:pPr>
-        <w:shd w:val="clear" w:color="auto" w:fill="DBE5F1" w:themeFill="accent1" w:themeFillTint="33"/>
-        <w:spacing w:after="0" w:line="240" w:lineRule="auto"/>
-        <w:contextualSpacing/>
-        <w:jc w:val="center"/>
-        <w:rPr>
-          <w:rFonts w:ascii="Times New Roman" w:eastAsia="Times New Roman" w:hAnsi="Times New Roman" w:cs="Times New Roman"/>
-          <w:sz w:val="28"/>
-          <w:szCs w:val="24"/>
-          <w:u w:val="single"/>
-        </w:rPr>
-      </w:pPr>
+        <w:t xml:space="preserve"> | 1601 Larkin, High Point, NC | </w:t>
+      </w:r>
+      <w:r>
+        <w:rPr>
+          <w:rFonts w:ascii="Times New Roman" w:eastAsia="Times New Roman" w:hAnsi="Times New Roman" w:cs="Times New Roman"/>
+          <w:sz w:val="24"/>
+          <w:szCs w:val="24"/>
+        </w:rPr>
+        <w:t>+1 (980) 981-4522</w:t>
+      </w:r>
+      <w:r>
+        <w:rPr>
+          <w:rFonts w:ascii="Times New Roman" w:eastAsia="Times New Roman" w:hAnsi="Times New Roman" w:cs="Times New Roman"/>
+          <w:sz w:val="24"/>
+          <w:szCs w:val="24"/>
+        </w:rPr>
+        <w:t xml:space="preserve"> </w:t>
+      </w:r>
       <w:r>
         <w:rPr>
           <w:rFonts w:ascii="Times New Roman" w:hAnsi="Times New Roman" w:cs="Times New Roman"/>
           <w:sz w:val="24"/>
         </w:rPr>
-        <w:t>https://www.linkedin.com/in/taylor-pentz-698a98381/</w:t>
-      </w:r>
-      <w:bookmarkStart w:id="0" w:name="_GoBack"/>
-      <w:bookmarkEnd w:id="0"/>
+        <w:t>https://www.linkedin.com/in/taylor-pentz-10a92a3aa</w:t>
+      </w:r>
     </w:p>
     <w:p>
       <w:pPr>
@@ -336,6 +337,7 @@
           <w:szCs w:val="28"/>
         </w:rPr>
       </w:pPr>
+      <w:bookmarkStart w:id="0" w:name="_GoBack"/>
       <w:r>
         <w:rPr>
           <w:rStyle w:val="Strong"/>
@@ -942,6 +944,7 @@
         </w:rPr>
         <w:t>LogRocket</w:t>
       </w:r>
+      <w:bookmarkEnd w:id="0"/>
       <w:proofErr w:type="spellEnd"/>
     </w:p>
     <w:p>
@@ -5715,7 +5718,7 @@
       <w:lvlText w:val=""/>
       <w:lvlJc w:val="left"/>
       <w:pPr>
-        <w:ind w:left="1080" w:hanging="360"/>
+        <w:ind w:left="720" w:hanging="360"/>
       </w:pPr>
       <w:rPr>
         <w:rFonts w:ascii="Wingdings" w:hAnsi="Wingdings" w:hint="default"/>
@@ -5727,7 +5730,7 @@
       <w:lvlText w:val="o"/>
       <w:lvlJc w:val="left"/>
       <w:pPr>
-        <w:ind w:left="1800" w:hanging="360"/>
+        <w:ind w:left="1440" w:hanging="360"/>
       </w:pPr>
       <w:rPr>
         <w:rFonts w:ascii="Courier New" w:hAnsi="Courier New" w:cs="Courier New" w:hint="default"/>
@@ -5739,7 +5742,7 @@
       <w:lvlText w:val=""/>
       <w:lvlJc w:val="left"/>
       <w:pPr>
-        <w:ind w:left="2520" w:hanging="360"/>
+        <w:ind w:left="2160" w:hanging="360"/>
       </w:pPr>
       <w:rPr>
         <w:rFonts w:ascii="Wingdings" w:hAnsi="Wingdings" w:hint="default"/>
@@ -5751,7 +5754,7 @@
       <w:lvlText w:val=""/>
       <w:lvlJc w:val="left"/>
       <w:pPr>
-        <w:ind w:left="3240" w:hanging="360"/>
+        <w:ind w:left="2880" w:hanging="360"/>
       </w:pPr>
       <w:rPr>
         <w:rFonts w:ascii="Symbol" w:hAnsi="Symbol" w:hint="default"/>
@@ -5763,7 +5766,7 @@
       <w:lvlText w:val="o"/>
       <w:lvlJc w:val="left"/>
       <w:pPr>
-        <w:ind w:left="3960" w:hanging="360"/>
+        <w:ind w:left="3600" w:hanging="360"/>
       </w:pPr>
       <w:rPr>
         <w:rFonts w:ascii="Courier New" w:hAnsi="Courier New" w:cs="Courier New" w:hint="default"/>
@@ -5775,7 +5778,7 @@
       <w:lvlText w:val=""/>
       <w:lvlJc w:val="left"/>
       <w:pPr>
-        <w:ind w:left="4680" w:hanging="360"/>
+        <w:ind w:left="4320" w:hanging="360"/>
       </w:pPr>
       <w:rPr>
         <w:rFonts w:ascii="Wingdings" w:hAnsi="Wingdings" w:hint="default"/>
@@ -5787,7 +5790,7 @@
       <w:lvlText w:val=""/>
       <w:lvlJc w:val="left"/>
       <w:pPr>
-        <w:ind w:left="5400" w:hanging="360"/>
+        <w:ind w:left="5040" w:hanging="360"/>
       </w:pPr>
       <w:rPr>
         <w:rFonts w:ascii="Symbol" w:hAnsi="Symbol" w:hint="default"/>
@@ -5799,7 +5802,7 @@
       <w:lvlText w:val="o"/>
       <w:lvlJc w:val="left"/>
       <w:pPr>
-        <w:ind w:left="6120" w:hanging="360"/>
+        <w:ind w:left="5760" w:hanging="360"/>
       </w:pPr>
       <w:rPr>
         <w:rFonts w:ascii="Courier New" w:hAnsi="Courier New" w:cs="Courier New" w:hint="default"/>
@@ -5811,7 +5814,7 @@
       <w:lvlText w:val=""/>
       <w:lvlJc w:val="left"/>
       <w:pPr>
-        <w:ind w:left="6840" w:hanging="360"/>
+        <w:ind w:left="6480" w:hanging="360"/>
       </w:pPr>
       <w:rPr>
         <w:rFonts w:ascii="Wingdings" w:hAnsi="Wingdings" w:hint="default"/>
@@ -6831,7 +6834,7 @@
 </file>
 
 <file path=customXml/itemProps1.xml><?xml version="1.0" encoding="utf-8"?>
-<ds:datastoreItem xmlns:ds="http://schemas.openxmlformats.org/officeDocument/2006/customXml" ds:itemID="{EA510743-D7B3-45B0-B55F-0A4D02784CC6}">
+<ds:datastoreItem xmlns:ds="http://schemas.openxmlformats.org/officeDocument/2006/customXml" ds:itemID="{2004CF96-1929-4FBA-9954-FD76317C79E3}">
   <ds:schemaRefs>
     <ds:schemaRef ds:uri="http://schemas.openxmlformats.org/officeDocument/2006/bibliography"/>
   </ds:schemaRefs>
